--- a/por/docx/65.content.docx
+++ b/por/docx/65.content.docx
@@ -248,19 +248,7 @@
         <w:rPr>
           <w:lang w:val="pt_PT" w:bidi="pt_PT"/>
         </w:rPr>
-        <w:t xml:space="preserve">) é a versão grega do nome hebraico “Judá”. Era um nome comum. Este Judas era irmão de Tiago, que também era irmão de Jesus (veja </w:t>
-      </w:r>
-      <w:r>
-        <w:rPr>
-          <w:lang w:val="pt_PT" w:bidi="pt_PT"/>
-        </w:rPr>
-        <w:t>Introdução ao Livro de Judas</w:t>
-      </w:r>
-      <w:r>
-        <w:rPr>
-          <w:lang w:val="pt_PT" w:bidi="pt_PT"/>
-        </w:rPr>
-        <w:t>, “Autor”).</w:t>
+        <w:t>) é a versão grega do nome hebraico “Judá”. Era um nome comum. Este Judas era irmão de Tiago, que também era irmão de Jesus (veja Introdução ao Livro de Judas, “Autor”).</w:t>
       </w:r>
     </w:p>
     <w:p>
